--- a/line-edit-packets/Chapter_11_Social_Psychology_Line_Edit.docx
+++ b/line-edit-packets/Chapter_11_Social_Psychology_Line_Edit.docx
@@ -1163,7 +1163,7 @@
           <w:i w:val="0"/>
           <w:sz w:val="22"/>
         </w:rPr>
-        <w:t xml:space="preserve"> </w:t>
+        <w:t xml:space="preserve"/>
       </w:r>
       <w:r>
         <w:rPr>
@@ -1172,6 +1172,160 @@
           <w:i w:val="0"/>
           <w:sz w:val="22"/>
         </w:rPr>
+        <w:t/>
+      </w:r>
+      <w:r>
+        <w:rPr>
+          <w:rFonts w:ascii="Calibri" w:hAnsi="Calibri"/>
+          <w:b w:val="0"/>
+          <w:i w:val="0"/>
+          <w:sz w:val="22"/>
+        </w:rPr>
+        <w:t xml:space="preserve"/>
+      </w:r>
+      <w:r>
+        <w:rPr>
+          <w:rFonts w:ascii="Calibri" w:hAnsi="Calibri"/>
+          <w:b/>
+          <w:i w:val="0"/>
+          <w:sz w:val="22"/>
+        </w:rPr>
+        <w:t/>
+      </w:r>
+      <w:r>
+        <w:rPr>
+          <w:rFonts w:ascii="Calibri" w:hAnsi="Calibri"/>
+          <w:b w:val="0"/>
+          <w:i w:val="0"/>
+          <w:sz w:val="22"/>
+        </w:rPr>
+        <w:t xml:space="preserve"/>
+      </w:r>
+      <w:r>
+        <w:rPr>
+          <w:rFonts w:ascii="Calibri" w:hAnsi="Calibri"/>
+          <w:b w:val="0"/>
+          <w:i/>
+          <w:sz w:val="22"/>
+        </w:rPr>
+        <w:t/>
+      </w:r>
+      <w:r>
+        <w:rPr>
+          <w:rFonts w:ascii="Calibri" w:hAnsi="Calibri"/>
+          <w:b w:val="0"/>
+          <w:i w:val="0"/>
+          <w:sz w:val="22"/>
+        </w:rPr>
+        <w:t xml:space="preserve"/>
+      </w:r>
+      <w:r>
+        <w:rPr>
+          <w:rFonts w:ascii="Calibri" w:hAnsi="Calibri"/>
+          <w:b/>
+          <w:i w:val="0"/>
+          <w:sz w:val="22"/>
+        </w:rPr>
+        <w:t/>
+      </w:r>
+      <w:r>
+        <w:rPr>
+          <w:rFonts w:ascii="Calibri" w:hAnsi="Calibri"/>
+          <w:b w:val="0"/>
+          <w:i w:val="0"/>
+          <w:sz w:val="22"/>
+        </w:rPr>
+        <w:t xml:space="preserve"/>
+      </w:r>
+      <w:r>
+        <w:rPr>
+          <w:rFonts w:ascii="Calibri" w:hAnsi="Calibri"/>
+          <w:b/>
+          <w:i w:val="0"/>
+          <w:sz w:val="22"/>
+        </w:rPr>
+        <w:t/>
+      </w:r>
+      <w:r>
+        <w:rPr>
+          <w:rFonts w:ascii="Calibri" w:hAnsi="Calibri"/>
+          <w:b w:val="0"/>
+          <w:i w:val="0"/>
+          <w:sz w:val="22"/>
+        </w:rPr>
+        <w:t xml:space="preserve"/>
+      </w:r>
+      <w:r>
+        <w:rPr>
+          <w:rFonts w:ascii="Calibri" w:hAnsi="Calibri"/>
+          <w:b/>
+          <w:i w:val="0"/>
+          <w:sz w:val="22"/>
+        </w:rPr>
+        <w:t/>
+      </w:r>
+      <w:r>
+        <w:rPr>
+          <w:rFonts w:ascii="Calibri" w:hAnsi="Calibri"/>
+          <w:b w:val="0"/>
+          <w:i w:val="0"/>
+          <w:sz w:val="22"/>
+        </w:rPr>
+        <w:t xml:space="preserve"/>
+      </w:r>
+      <w:r>
+        <w:rPr>
+          <w:rFonts w:ascii="Calibri" w:hAnsi="Calibri"/>
+          <w:b/>
+          <w:i w:val="0"/>
+          <w:sz w:val="22"/>
+        </w:rPr>
+        <w:t/>
+      </w:r>
+      <w:r>
+        <w:rPr>
+          <w:rFonts w:ascii="Calibri" w:hAnsi="Calibri"/>
+          <w:b w:val="0"/>
+          <w:i w:val="0"/>
+          <w:sz w:val="22"/>
+        </w:rPr>
+        <w:t xml:space="preserve"/>
+      </w:r>
+    </w:p>
+    <w:p>
+      <w:pPr>
+        <w:spacing w:before="80" w:after="160"/>
+        <w:shd w:fill="F4F6F9"/>
+        <w:pBdr>
+          <w:left w:val="single" w:sz="14" w:space="8" w:color="2E74B5"/>
+        </w:pBdr>
+        <w:ind w:left="180" w:right="120"/>
+      </w:pPr>
+      <w:r>
+        <w:rPr>
+          <w:rFonts w:ascii="Calibri" w:hAnsi="Calibri"/>
+          <w:b/>
+          <w:i w:val="0"/>
+          <w:sz w:val="22"/>
+        </w:rPr>
+        <w:t/>
+      </w:r>
+      <w:r>
+        <w:rPr>
+          <w:rFonts w:ascii="Calibri" w:hAnsi="Calibri"/>
+          <w:b w:val="0"/>
+          <w:i w:val="0"/>
+          <w:sz w:val="22"/>
+        </w:rPr>
+        <w:t xml:space="preserve"/>
+      </w:r>
+      <w:r>
+        <w:rPr>
+          <w:rFonts w:ascii="Calibri" w:hAnsi="Calibri"/>
+          <w:b/>
+          <w:i w:val="0"/>
+          <w:sz w:val="22"/>
+        </w:rPr>
         <w:t>Question:</w:t>
       </w:r>
       <w:r>
@@ -1181,7 +1335,7 @@
           <w:i w:val="0"/>
           <w:sz w:val="22"/>
         </w:rPr>
-        <w:t xml:space="preserve"> Under what conditions will people continue an action they believe is harming another person? </w:t>
+        <w:t xml:space="preserve"> Under what conditions will people continue an action they believe is harming another person?</w:t>
       </w:r>
       <w:r>
         <w:rPr>
@@ -1190,6 +1344,160 @@
           <w:i w:val="0"/>
           <w:sz w:val="22"/>
         </w:rPr>
+        <w:t/>
+      </w:r>
+      <w:r>
+        <w:rPr>
+          <w:rFonts w:ascii="Calibri" w:hAnsi="Calibri"/>
+          <w:b w:val="0"/>
+          <w:i w:val="0"/>
+          <w:sz w:val="22"/>
+        </w:rPr>
+        <w:t xml:space="preserve"/>
+      </w:r>
+      <w:r>
+        <w:rPr>
+          <w:rFonts w:ascii="Calibri" w:hAnsi="Calibri"/>
+          <w:b w:val="0"/>
+          <w:i/>
+          <w:sz w:val="22"/>
+        </w:rPr>
+        <w:t/>
+      </w:r>
+      <w:r>
+        <w:rPr>
+          <w:rFonts w:ascii="Calibri" w:hAnsi="Calibri"/>
+          <w:b w:val="0"/>
+          <w:i w:val="0"/>
+          <w:sz w:val="22"/>
+        </w:rPr>
+        <w:t xml:space="preserve"/>
+      </w:r>
+      <w:r>
+        <w:rPr>
+          <w:rFonts w:ascii="Calibri" w:hAnsi="Calibri"/>
+          <w:b/>
+          <w:i w:val="0"/>
+          <w:sz w:val="22"/>
+        </w:rPr>
+        <w:t/>
+      </w:r>
+      <w:r>
+        <w:rPr>
+          <w:rFonts w:ascii="Calibri" w:hAnsi="Calibri"/>
+          <w:b w:val="0"/>
+          <w:i w:val="0"/>
+          <w:sz w:val="22"/>
+        </w:rPr>
+        <w:t xml:space="preserve"/>
+      </w:r>
+      <w:r>
+        <w:rPr>
+          <w:rFonts w:ascii="Calibri" w:hAnsi="Calibri"/>
+          <w:b/>
+          <w:i w:val="0"/>
+          <w:sz w:val="22"/>
+        </w:rPr>
+        <w:t/>
+      </w:r>
+      <w:r>
+        <w:rPr>
+          <w:rFonts w:ascii="Calibri" w:hAnsi="Calibri"/>
+          <w:b w:val="0"/>
+          <w:i w:val="0"/>
+          <w:sz w:val="22"/>
+        </w:rPr>
+        <w:t xml:space="preserve"/>
+      </w:r>
+      <w:r>
+        <w:rPr>
+          <w:rFonts w:ascii="Calibri" w:hAnsi="Calibri"/>
+          <w:b/>
+          <w:i w:val="0"/>
+          <w:sz w:val="22"/>
+        </w:rPr>
+        <w:t/>
+      </w:r>
+      <w:r>
+        <w:rPr>
+          <w:rFonts w:ascii="Calibri" w:hAnsi="Calibri"/>
+          <w:b w:val="0"/>
+          <w:i w:val="0"/>
+          <w:sz w:val="22"/>
+        </w:rPr>
+        <w:t xml:space="preserve"/>
+      </w:r>
+      <w:r>
+        <w:rPr>
+          <w:rFonts w:ascii="Calibri" w:hAnsi="Calibri"/>
+          <w:b/>
+          <w:i w:val="0"/>
+          <w:sz w:val="22"/>
+        </w:rPr>
+        <w:t/>
+      </w:r>
+      <w:r>
+        <w:rPr>
+          <w:rFonts w:ascii="Calibri" w:hAnsi="Calibri"/>
+          <w:b w:val="0"/>
+          <w:i w:val="0"/>
+          <w:sz w:val="22"/>
+        </w:rPr>
+        <w:t xml:space="preserve"/>
+      </w:r>
+    </w:p>
+    <w:p>
+      <w:pPr>
+        <w:spacing w:before="80" w:after="160"/>
+        <w:shd w:fill="F4F6F9"/>
+        <w:pBdr>
+          <w:left w:val="single" w:sz="14" w:space="8" w:color="2E74B5"/>
+        </w:pBdr>
+        <w:ind w:left="180" w:right="120"/>
+      </w:pPr>
+      <w:r>
+        <w:rPr>
+          <w:rFonts w:ascii="Calibri" w:hAnsi="Calibri"/>
+          <w:b/>
+          <w:i w:val="0"/>
+          <w:sz w:val="22"/>
+        </w:rPr>
+        <w:t/>
+      </w:r>
+      <w:r>
+        <w:rPr>
+          <w:rFonts w:ascii="Calibri" w:hAnsi="Calibri"/>
+          <w:b w:val="0"/>
+          <w:i w:val="0"/>
+          <w:sz w:val="22"/>
+        </w:rPr>
+        <w:t xml:space="preserve"/>
+      </w:r>
+      <w:r>
+        <w:rPr>
+          <w:rFonts w:ascii="Calibri" w:hAnsi="Calibri"/>
+          <w:b/>
+          <w:i w:val="0"/>
+          <w:sz w:val="22"/>
+        </w:rPr>
+        <w:t/>
+      </w:r>
+      <w:r>
+        <w:rPr>
+          <w:rFonts w:ascii="Calibri" w:hAnsi="Calibri"/>
+          <w:b w:val="0"/>
+          <w:i w:val="0"/>
+          <w:sz w:val="22"/>
+        </w:rPr>
+        <w:t xml:space="preserve"/>
+      </w:r>
+      <w:r>
+        <w:rPr>
+          <w:rFonts w:ascii="Calibri" w:hAnsi="Calibri"/>
+          <w:b/>
+          <w:i w:val="0"/>
+          <w:sz w:val="22"/>
+        </w:rPr>
         <w:t>Setup:</w:t>
       </w:r>
       <w:r>
@@ -1199,7 +1507,7 @@
           <w:i w:val="0"/>
           <w:sz w:val="22"/>
         </w:rPr>
-        <w:t xml:space="preserve"> Participants believed they were helping study punishment and learning. The “teacher” sat at a shock generator with 30 switches from 15 to 450 volts. The learner, actually a confederate, answered questions from another room. Each error required a stronger shock. At 300 volts, the learner pounded on the wall. At 315 volts, another pound. Then silence. When participants hesitated, the experimenter used a sequence of prods ranging from “Please continue” to “You have no other choice; you must go on.” Figure 11.3: The Milgram setup. The participant sits with the experimenter at a shock generator while the learner is heard but not seen in another room. </w:t>
+        <w:t xml:space="preserve"> Participants believed they were helping study punishment and learning. The “teacher” sat at a shock generator with 30 switches from 15 to 450 volts. The learner, actually a confederate, answered questions from another room. Each error required a stronger shock. At 300 volts, the learner pounded on the wall. At 315 volts, another pound. Then silence. When participants hesitated, the experimenter used a sequence of prods ranging from “Please continue” to “You have no other choice; you must go on.”</w:t>
       </w:r>
       <w:r>
         <w:rPr>
@@ -1208,6 +1516,160 @@
           <w:i/>
           <w:sz w:val="22"/>
         </w:rPr>
+        <w:t/>
+      </w:r>
+      <w:r>
+        <w:rPr>
+          <w:rFonts w:ascii="Calibri" w:hAnsi="Calibri"/>
+          <w:b w:val="0"/>
+          <w:i w:val="0"/>
+          <w:sz w:val="22"/>
+        </w:rPr>
+        <w:t xml:space="preserve"/>
+      </w:r>
+      <w:r>
+        <w:rPr>
+          <w:rFonts w:ascii="Calibri" w:hAnsi="Calibri"/>
+          <w:b/>
+          <w:i w:val="0"/>
+          <w:sz w:val="22"/>
+        </w:rPr>
+        <w:t/>
+      </w:r>
+      <w:r>
+        <w:rPr>
+          <w:rFonts w:ascii="Calibri" w:hAnsi="Calibri"/>
+          <w:b w:val="0"/>
+          <w:i w:val="0"/>
+          <w:sz w:val="22"/>
+        </w:rPr>
+        <w:t xml:space="preserve"/>
+      </w:r>
+      <w:r>
+        <w:rPr>
+          <w:rFonts w:ascii="Calibri" w:hAnsi="Calibri"/>
+          <w:b/>
+          <w:i w:val="0"/>
+          <w:sz w:val="22"/>
+        </w:rPr>
+        <w:t/>
+      </w:r>
+      <w:r>
+        <w:rPr>
+          <w:rFonts w:ascii="Calibri" w:hAnsi="Calibri"/>
+          <w:b w:val="0"/>
+          <w:i w:val="0"/>
+          <w:sz w:val="22"/>
+        </w:rPr>
+        <w:t xml:space="preserve"/>
+      </w:r>
+      <w:r>
+        <w:rPr>
+          <w:rFonts w:ascii="Calibri" w:hAnsi="Calibri"/>
+          <w:b/>
+          <w:i w:val="0"/>
+          <w:sz w:val="22"/>
+        </w:rPr>
+        <w:t/>
+      </w:r>
+      <w:r>
+        <w:rPr>
+          <w:rFonts w:ascii="Calibri" w:hAnsi="Calibri"/>
+          <w:b w:val="0"/>
+          <w:i w:val="0"/>
+          <w:sz w:val="22"/>
+        </w:rPr>
+        <w:t xml:space="preserve"/>
+      </w:r>
+      <w:r>
+        <w:rPr>
+          <w:rFonts w:ascii="Calibri" w:hAnsi="Calibri"/>
+          <w:b/>
+          <w:i w:val="0"/>
+          <w:sz w:val="22"/>
+        </w:rPr>
+        <w:t/>
+      </w:r>
+      <w:r>
+        <w:rPr>
+          <w:rFonts w:ascii="Calibri" w:hAnsi="Calibri"/>
+          <w:b w:val="0"/>
+          <w:i w:val="0"/>
+          <w:sz w:val="22"/>
+        </w:rPr>
+        <w:t xml:space="preserve"/>
+      </w:r>
+    </w:p>
+    <w:p>
+      <w:pPr>
+        <w:spacing w:before="80" w:after="160"/>
+        <w:shd w:fill="F4F6F9"/>
+        <w:pBdr>
+          <w:left w:val="single" w:sz="14" w:space="8" w:color="2E74B5"/>
+        </w:pBdr>
+        <w:ind w:left="180" w:right="120"/>
+      </w:pPr>
+      <w:r>
+        <w:rPr>
+          <w:rFonts w:ascii="Calibri" w:hAnsi="Calibri"/>
+          <w:b/>
+          <w:i w:val="0"/>
+          <w:sz w:val="22"/>
+        </w:rPr>
+        <w:t/>
+      </w:r>
+      <w:r>
+        <w:rPr>
+          <w:rFonts w:ascii="Calibri" w:hAnsi="Calibri"/>
+          <w:b w:val="0"/>
+          <w:i w:val="0"/>
+          <w:sz w:val="22"/>
+        </w:rPr>
+        <w:t xml:space="preserve"/>
+      </w:r>
+      <w:r>
+        <w:rPr>
+          <w:rFonts w:ascii="Calibri" w:hAnsi="Calibri"/>
+          <w:b/>
+          <w:i w:val="0"/>
+          <w:sz w:val="22"/>
+        </w:rPr>
+        <w:t/>
+      </w:r>
+      <w:r>
+        <w:rPr>
+          <w:rFonts w:ascii="Calibri" w:hAnsi="Calibri"/>
+          <w:b w:val="0"/>
+          <w:i w:val="0"/>
+          <w:sz w:val="22"/>
+        </w:rPr>
+        <w:t xml:space="preserve"/>
+      </w:r>
+      <w:r>
+        <w:rPr>
+          <w:rFonts w:ascii="Calibri" w:hAnsi="Calibri"/>
+          <w:b/>
+          <w:i w:val="0"/>
+          <w:sz w:val="22"/>
+        </w:rPr>
+        <w:t/>
+      </w:r>
+      <w:r>
+        <w:rPr>
+          <w:rFonts w:ascii="Calibri" w:hAnsi="Calibri"/>
+          <w:b w:val="0"/>
+          <w:i w:val="0"/>
+          <w:sz w:val="22"/>
+        </w:rPr>
+        <w:t xml:space="preserve">Figure 11.3: The Milgram setup. The participant sits with the experimenter at a shock generator while the learner is heard but not seen in another room. </w:t>
+      </w:r>
+      <w:r>
+        <w:rPr>
+          <w:rFonts w:ascii="Calibri" w:hAnsi="Calibri"/>
+          <w:b w:val="0"/>
+          <w:i/>
+          <w:sz w:val="22"/>
+        </w:rPr>
         <w:t>Figure 11.3. The physical arrangement separated the participant from the learner while keeping the experimenter nearby.</w:t>
       </w:r>
       <w:r>
@@ -1217,7 +1679,7 @@
           <w:i w:val="0"/>
           <w:sz w:val="22"/>
         </w:rPr>
-        <w:t xml:space="preserve"> </w:t>
+        <w:t xml:space="preserve"/>
       </w:r>
       <w:r>
         <w:rPr>
@@ -1226,6 +1688,160 @@
           <w:i w:val="0"/>
           <w:sz w:val="22"/>
         </w:rPr>
+        <w:t/>
+      </w:r>
+      <w:r>
+        <w:rPr>
+          <w:rFonts w:ascii="Calibri" w:hAnsi="Calibri"/>
+          <w:b w:val="0"/>
+          <w:i w:val="0"/>
+          <w:sz w:val="22"/>
+        </w:rPr>
+        <w:t xml:space="preserve"/>
+      </w:r>
+      <w:r>
+        <w:rPr>
+          <w:rFonts w:ascii="Calibri" w:hAnsi="Calibri"/>
+          <w:b/>
+          <w:i w:val="0"/>
+          <w:sz w:val="22"/>
+        </w:rPr>
+        <w:t/>
+      </w:r>
+      <w:r>
+        <w:rPr>
+          <w:rFonts w:ascii="Calibri" w:hAnsi="Calibri"/>
+          <w:b w:val="0"/>
+          <w:i w:val="0"/>
+          <w:sz w:val="22"/>
+        </w:rPr>
+        <w:t xml:space="preserve"/>
+      </w:r>
+      <w:r>
+        <w:rPr>
+          <w:rFonts w:ascii="Calibri" w:hAnsi="Calibri"/>
+          <w:b/>
+          <w:i w:val="0"/>
+          <w:sz w:val="22"/>
+        </w:rPr>
+        <w:t/>
+      </w:r>
+      <w:r>
+        <w:rPr>
+          <w:rFonts w:ascii="Calibri" w:hAnsi="Calibri"/>
+          <w:b w:val="0"/>
+          <w:i w:val="0"/>
+          <w:sz w:val="22"/>
+        </w:rPr>
+        <w:t xml:space="preserve"/>
+      </w:r>
+      <w:r>
+        <w:rPr>
+          <w:rFonts w:ascii="Calibri" w:hAnsi="Calibri"/>
+          <w:b/>
+          <w:i w:val="0"/>
+          <w:sz w:val="22"/>
+        </w:rPr>
+        <w:t/>
+      </w:r>
+      <w:r>
+        <w:rPr>
+          <w:rFonts w:ascii="Calibri" w:hAnsi="Calibri"/>
+          <w:b w:val="0"/>
+          <w:i w:val="0"/>
+          <w:sz w:val="22"/>
+        </w:rPr>
+        <w:t xml:space="preserve"/>
+      </w:r>
+    </w:p>
+    <w:p>
+      <w:pPr>
+        <w:spacing w:before="80" w:after="160"/>
+        <w:shd w:fill="F4F6F9"/>
+        <w:pBdr>
+          <w:left w:val="single" w:sz="14" w:space="8" w:color="2E74B5"/>
+        </w:pBdr>
+        <w:ind w:left="180" w:right="120"/>
+      </w:pPr>
+      <w:r>
+        <w:rPr>
+          <w:rFonts w:ascii="Calibri" w:hAnsi="Calibri"/>
+          <w:b/>
+          <w:i w:val="0"/>
+          <w:sz w:val="22"/>
+        </w:rPr>
+        <w:t/>
+      </w:r>
+      <w:r>
+        <w:rPr>
+          <w:rFonts w:ascii="Calibri" w:hAnsi="Calibri"/>
+          <w:b w:val="0"/>
+          <w:i w:val="0"/>
+          <w:sz w:val="22"/>
+        </w:rPr>
+        <w:t xml:space="preserve"/>
+      </w:r>
+      <w:r>
+        <w:rPr>
+          <w:rFonts w:ascii="Calibri" w:hAnsi="Calibri"/>
+          <w:b/>
+          <w:i w:val="0"/>
+          <w:sz w:val="22"/>
+        </w:rPr>
+        <w:t/>
+      </w:r>
+      <w:r>
+        <w:rPr>
+          <w:rFonts w:ascii="Calibri" w:hAnsi="Calibri"/>
+          <w:b w:val="0"/>
+          <w:i w:val="0"/>
+          <w:sz w:val="22"/>
+        </w:rPr>
+        <w:t xml:space="preserve"/>
+      </w:r>
+      <w:r>
+        <w:rPr>
+          <w:rFonts w:ascii="Calibri" w:hAnsi="Calibri"/>
+          <w:b/>
+          <w:i w:val="0"/>
+          <w:sz w:val="22"/>
+        </w:rPr>
+        <w:t/>
+      </w:r>
+      <w:r>
+        <w:rPr>
+          <w:rFonts w:ascii="Calibri" w:hAnsi="Calibri"/>
+          <w:b w:val="0"/>
+          <w:i w:val="0"/>
+          <w:sz w:val="22"/>
+        </w:rPr>
+        <w:t xml:space="preserve"/>
+      </w:r>
+      <w:r>
+        <w:rPr>
+          <w:rFonts w:ascii="Calibri" w:hAnsi="Calibri"/>
+          <w:b w:val="0"/>
+          <w:i/>
+          <w:sz w:val="22"/>
+        </w:rPr>
+        <w:t/>
+      </w:r>
+      <w:r>
+        <w:rPr>
+          <w:rFonts w:ascii="Calibri" w:hAnsi="Calibri"/>
+          <w:b w:val="0"/>
+          <w:i w:val="0"/>
+          <w:sz w:val="22"/>
+        </w:rPr>
+        <w:t xml:space="preserve"/>
+      </w:r>
+      <w:r>
+        <w:rPr>
+          <w:rFonts w:ascii="Calibri" w:hAnsi="Calibri"/>
+          <w:b/>
+          <w:i w:val="0"/>
+          <w:sz w:val="22"/>
+        </w:rPr>
         <w:t>Results:</w:t>
       </w:r>
       <w:r>
@@ -1235,7 +1851,7 @@
           <w:i w:val="0"/>
           <w:sz w:val="22"/>
         </w:rPr>
-        <w:t xml:space="preserve"> In the best-known condition, 65% reached the final switch. Participants commonly showed visible distress—sweating, trembling, protesting, or laughing nervously—while continuing. </w:t>
+        <w:t xml:space="preserve"> In the best-known condition, 65% reached the final switch. Participants commonly showed visible distress—sweating, trembling, protesting, or laughing nervously—while continuing.</w:t>
       </w:r>
       <w:r>
         <w:rPr>
@@ -1244,6 +1860,160 @@
           <w:i w:val="0"/>
           <w:sz w:val="22"/>
         </w:rPr>
+        <w:t/>
+      </w:r>
+      <w:r>
+        <w:rPr>
+          <w:rFonts w:ascii="Calibri" w:hAnsi="Calibri"/>
+          <w:b w:val="0"/>
+          <w:i w:val="0"/>
+          <w:sz w:val="22"/>
+        </w:rPr>
+        <w:t xml:space="preserve"/>
+      </w:r>
+      <w:r>
+        <w:rPr>
+          <w:rFonts w:ascii="Calibri" w:hAnsi="Calibri"/>
+          <w:b/>
+          <w:i w:val="0"/>
+          <w:sz w:val="22"/>
+        </w:rPr>
+        <w:t/>
+      </w:r>
+      <w:r>
+        <w:rPr>
+          <w:rFonts w:ascii="Calibri" w:hAnsi="Calibri"/>
+          <w:b w:val="0"/>
+          <w:i w:val="0"/>
+          <w:sz w:val="22"/>
+        </w:rPr>
+        <w:t xml:space="preserve"/>
+      </w:r>
+      <w:r>
+        <w:rPr>
+          <w:rFonts w:ascii="Calibri" w:hAnsi="Calibri"/>
+          <w:b/>
+          <w:i w:val="0"/>
+          <w:sz w:val="22"/>
+        </w:rPr>
+        <w:t/>
+      </w:r>
+      <w:r>
+        <w:rPr>
+          <w:rFonts w:ascii="Calibri" w:hAnsi="Calibri"/>
+          <w:b w:val="0"/>
+          <w:i w:val="0"/>
+          <w:sz w:val="22"/>
+        </w:rPr>
+        <w:t xml:space="preserve"/>
+      </w:r>
+    </w:p>
+    <w:p>
+      <w:pPr>
+        <w:spacing w:before="80" w:after="160"/>
+        <w:shd w:fill="F4F6F9"/>
+        <w:pBdr>
+          <w:left w:val="single" w:sz="14" w:space="8" w:color="2E74B5"/>
+        </w:pBdr>
+        <w:ind w:left="180" w:right="120"/>
+      </w:pPr>
+      <w:r>
+        <w:rPr>
+          <w:rFonts w:ascii="Calibri" w:hAnsi="Calibri"/>
+          <w:b/>
+          <w:i w:val="0"/>
+          <w:sz w:val="22"/>
+        </w:rPr>
+        <w:t/>
+      </w:r>
+      <w:r>
+        <w:rPr>
+          <w:rFonts w:ascii="Calibri" w:hAnsi="Calibri"/>
+          <w:b w:val="0"/>
+          <w:i w:val="0"/>
+          <w:sz w:val="22"/>
+        </w:rPr>
+        <w:t xml:space="preserve"/>
+      </w:r>
+      <w:r>
+        <w:rPr>
+          <w:rFonts w:ascii="Calibri" w:hAnsi="Calibri"/>
+          <w:b/>
+          <w:i w:val="0"/>
+          <w:sz w:val="22"/>
+        </w:rPr>
+        <w:t/>
+      </w:r>
+      <w:r>
+        <w:rPr>
+          <w:rFonts w:ascii="Calibri" w:hAnsi="Calibri"/>
+          <w:b w:val="0"/>
+          <w:i w:val="0"/>
+          <w:sz w:val="22"/>
+        </w:rPr>
+        <w:t xml:space="preserve"/>
+      </w:r>
+      <w:r>
+        <w:rPr>
+          <w:rFonts w:ascii="Calibri" w:hAnsi="Calibri"/>
+          <w:b/>
+          <w:i w:val="0"/>
+          <w:sz w:val="22"/>
+        </w:rPr>
+        <w:t/>
+      </w:r>
+      <w:r>
+        <w:rPr>
+          <w:rFonts w:ascii="Calibri" w:hAnsi="Calibri"/>
+          <w:b w:val="0"/>
+          <w:i w:val="0"/>
+          <w:sz w:val="22"/>
+        </w:rPr>
+        <w:t xml:space="preserve"/>
+      </w:r>
+      <w:r>
+        <w:rPr>
+          <w:rFonts w:ascii="Calibri" w:hAnsi="Calibri"/>
+          <w:b w:val="0"/>
+          <w:i/>
+          <w:sz w:val="22"/>
+        </w:rPr>
+        <w:t/>
+      </w:r>
+      <w:r>
+        <w:rPr>
+          <w:rFonts w:ascii="Calibri" w:hAnsi="Calibri"/>
+          <w:b w:val="0"/>
+          <w:i w:val="0"/>
+          <w:sz w:val="22"/>
+        </w:rPr>
+        <w:t xml:space="preserve"/>
+      </w:r>
+      <w:r>
+        <w:rPr>
+          <w:rFonts w:ascii="Calibri" w:hAnsi="Calibri"/>
+          <w:b/>
+          <w:i w:val="0"/>
+          <w:sz w:val="22"/>
+        </w:rPr>
+        <w:t/>
+      </w:r>
+      <w:r>
+        <w:rPr>
+          <w:rFonts w:ascii="Calibri" w:hAnsi="Calibri"/>
+          <w:b w:val="0"/>
+          <w:i w:val="0"/>
+          <w:sz w:val="22"/>
+        </w:rPr>
+        <w:t xml:space="preserve"/>
+      </w:r>
+      <w:r>
+        <w:rPr>
+          <w:rFonts w:ascii="Calibri" w:hAnsi="Calibri"/>
+          <w:b/>
+          <w:i w:val="0"/>
+          <w:sz w:val="22"/>
+        </w:rPr>
         <w:t>Variations:</w:t>
       </w:r>
       <w:r>
@@ -1253,7 +2023,7 @@
           <w:i w:val="0"/>
           <w:sz w:val="22"/>
         </w:rPr>
-        <w:t xml:space="preserve"> Continuation decreased when the learner was physically closer and when the experimenter was farther away. Institutional setting also mattered, although less dramatically than proximity and the ongoing relationship with the experimenter. </w:t>
+        <w:t xml:space="preserve"> Continuation decreased when the learner was physically closer and when the experimenter was farther away. Institutional setting also mattered, although less dramatically than proximity and the ongoing relationship with the experimenter.</w:t>
       </w:r>
       <w:r>
         <w:rPr>
@@ -1262,6 +2032,160 @@
           <w:i w:val="0"/>
           <w:sz w:val="22"/>
         </w:rPr>
+        <w:t/>
+      </w:r>
+      <w:r>
+        <w:rPr>
+          <w:rFonts w:ascii="Calibri" w:hAnsi="Calibri"/>
+          <w:b w:val="0"/>
+          <w:i w:val="0"/>
+          <w:sz w:val="22"/>
+        </w:rPr>
+        <w:t xml:space="preserve"/>
+      </w:r>
+      <w:r>
+        <w:rPr>
+          <w:rFonts w:ascii="Calibri" w:hAnsi="Calibri"/>
+          <w:b/>
+          <w:i w:val="0"/>
+          <w:sz w:val="22"/>
+        </w:rPr>
+        <w:t/>
+      </w:r>
+      <w:r>
+        <w:rPr>
+          <w:rFonts w:ascii="Calibri" w:hAnsi="Calibri"/>
+          <w:b w:val="0"/>
+          <w:i w:val="0"/>
+          <w:sz w:val="22"/>
+        </w:rPr>
+        <w:t xml:space="preserve"/>
+      </w:r>
+    </w:p>
+    <w:p>
+      <w:pPr>
+        <w:spacing w:before="80" w:after="160"/>
+        <w:shd w:fill="F4F6F9"/>
+        <w:pBdr>
+          <w:left w:val="single" w:sz="14" w:space="8" w:color="2E74B5"/>
+        </w:pBdr>
+        <w:ind w:left="180" w:right="120"/>
+      </w:pPr>
+      <w:r>
+        <w:rPr>
+          <w:rFonts w:ascii="Calibri" w:hAnsi="Calibri"/>
+          <w:b/>
+          <w:i w:val="0"/>
+          <w:sz w:val="22"/>
+        </w:rPr>
+        <w:t/>
+      </w:r>
+      <w:r>
+        <w:rPr>
+          <w:rFonts w:ascii="Calibri" w:hAnsi="Calibri"/>
+          <w:b w:val="0"/>
+          <w:i w:val="0"/>
+          <w:sz w:val="22"/>
+        </w:rPr>
+        <w:t xml:space="preserve"/>
+      </w:r>
+      <w:r>
+        <w:rPr>
+          <w:rFonts w:ascii="Calibri" w:hAnsi="Calibri"/>
+          <w:b/>
+          <w:i w:val="0"/>
+          <w:sz w:val="22"/>
+        </w:rPr>
+        <w:t/>
+      </w:r>
+      <w:r>
+        <w:rPr>
+          <w:rFonts w:ascii="Calibri" w:hAnsi="Calibri"/>
+          <w:b w:val="0"/>
+          <w:i w:val="0"/>
+          <w:sz w:val="22"/>
+        </w:rPr>
+        <w:t xml:space="preserve"/>
+      </w:r>
+      <w:r>
+        <w:rPr>
+          <w:rFonts w:ascii="Calibri" w:hAnsi="Calibri"/>
+          <w:b/>
+          <w:i w:val="0"/>
+          <w:sz w:val="22"/>
+        </w:rPr>
+        <w:t/>
+      </w:r>
+      <w:r>
+        <w:rPr>
+          <w:rFonts w:ascii="Calibri" w:hAnsi="Calibri"/>
+          <w:b w:val="0"/>
+          <w:i w:val="0"/>
+          <w:sz w:val="22"/>
+        </w:rPr>
+        <w:t xml:space="preserve"/>
+      </w:r>
+      <w:r>
+        <w:rPr>
+          <w:rFonts w:ascii="Calibri" w:hAnsi="Calibri"/>
+          <w:b w:val="0"/>
+          <w:i/>
+          <w:sz w:val="22"/>
+        </w:rPr>
+        <w:t/>
+      </w:r>
+      <w:r>
+        <w:rPr>
+          <w:rFonts w:ascii="Calibri" w:hAnsi="Calibri"/>
+          <w:b w:val="0"/>
+          <w:i w:val="0"/>
+          <w:sz w:val="22"/>
+        </w:rPr>
+        <w:t xml:space="preserve"/>
+      </w:r>
+      <w:r>
+        <w:rPr>
+          <w:rFonts w:ascii="Calibri" w:hAnsi="Calibri"/>
+          <w:b/>
+          <w:i w:val="0"/>
+          <w:sz w:val="22"/>
+        </w:rPr>
+        <w:t/>
+      </w:r>
+      <w:r>
+        <w:rPr>
+          <w:rFonts w:ascii="Calibri" w:hAnsi="Calibri"/>
+          <w:b w:val="0"/>
+          <w:i w:val="0"/>
+          <w:sz w:val="22"/>
+        </w:rPr>
+        <w:t xml:space="preserve"/>
+      </w:r>
+      <w:r>
+        <w:rPr>
+          <w:rFonts w:ascii="Calibri" w:hAnsi="Calibri"/>
+          <w:b/>
+          <w:i w:val="0"/>
+          <w:sz w:val="22"/>
+        </w:rPr>
+        <w:t/>
+      </w:r>
+      <w:r>
+        <w:rPr>
+          <w:rFonts w:ascii="Calibri" w:hAnsi="Calibri"/>
+          <w:b w:val="0"/>
+          <w:i w:val="0"/>
+          <w:sz w:val="22"/>
+        </w:rPr>
+        <w:t xml:space="preserve"/>
+      </w:r>
+      <w:r>
+        <w:rPr>
+          <w:rFonts w:ascii="Calibri" w:hAnsi="Calibri"/>
+          <w:b/>
+          <w:i w:val="0"/>
+          <w:sz w:val="22"/>
+        </w:rPr>
         <w:t>What it means:</w:t>
       </w:r>
       <w:r>
@@ -1271,7 +2195,161 @@
           <w:i w:val="0"/>
           <w:sz w:val="22"/>
         </w:rPr>
-        <w:t xml:space="preserve"> Milgram demonstrated that harmful behavior can be produced by a structured social relationship: legitimate scientific purpose, incremental escalation, divided responsibility, distance from the learner, and repeated appeals to continue. The exact mechanism remains contested. Later work suggests that identification with the scientific project and appeals to its importance may explain continuation better than simple submission to direct orders; the most order-like prod was often the least effective (Haslam, Reicher, &amp; Birney, 2014). The experiment therefore does not prove that people are evil, that authority always wins, or that participants lacked moral conflict. It shows that situational structure can substantially alter the probability of harmful continuation. </w:t>
+        <w:t xml:space="preserve"> Milgram demonstrated that harmful behavior can be produced by a structured social relationship: legitimate scientific purpose, incremental escalation, divided responsibility, distance from the learner, and repeated appeals to continue. The exact mechanism remains contested. Later work suggests that identification with the scientific project and appeals to its importance may explain continuation better than simple submission to direct orders; the most order-like prod was often the least effective (Haslam, Reicher, &amp; Birney, 2014). The experiment therefore does not prove that people are evil, that authority always wins, or that participants lacked moral conflict. It shows that situational structure can substantially alter the probability of harmful continuation.</w:t>
+      </w:r>
+      <w:r>
+        <w:rPr>
+          <w:rFonts w:ascii="Calibri" w:hAnsi="Calibri"/>
+          <w:b/>
+          <w:i w:val="0"/>
+          <w:sz w:val="22"/>
+        </w:rPr>
+        <w:t/>
+      </w:r>
+      <w:r>
+        <w:rPr>
+          <w:rFonts w:ascii="Calibri" w:hAnsi="Calibri"/>
+          <w:b w:val="0"/>
+          <w:i w:val="0"/>
+          <w:sz w:val="22"/>
+        </w:rPr>
+        <w:t xml:space="preserve"/>
+      </w:r>
+    </w:p>
+    <w:p>
+      <w:pPr>
+        <w:spacing w:before="80" w:after="160"/>
+        <w:shd w:fill="F4F6F9"/>
+        <w:pBdr>
+          <w:left w:val="single" w:sz="14" w:space="8" w:color="2E74B5"/>
+        </w:pBdr>
+        <w:ind w:left="180" w:right="120"/>
+      </w:pPr>
+      <w:r>
+        <w:rPr>
+          <w:rFonts w:ascii="Calibri" w:hAnsi="Calibri"/>
+          <w:b/>
+          <w:i w:val="0"/>
+          <w:sz w:val="22"/>
+        </w:rPr>
+        <w:t/>
+      </w:r>
+      <w:r>
+        <w:rPr>
+          <w:rFonts w:ascii="Calibri" w:hAnsi="Calibri"/>
+          <w:b w:val="0"/>
+          <w:i w:val="0"/>
+          <w:sz w:val="22"/>
+        </w:rPr>
+        <w:t xml:space="preserve"/>
+      </w:r>
+      <w:r>
+        <w:rPr>
+          <w:rFonts w:ascii="Calibri" w:hAnsi="Calibri"/>
+          <w:b/>
+          <w:i w:val="0"/>
+          <w:sz w:val="22"/>
+        </w:rPr>
+        <w:t/>
+      </w:r>
+      <w:r>
+        <w:rPr>
+          <w:rFonts w:ascii="Calibri" w:hAnsi="Calibri"/>
+          <w:b w:val="0"/>
+          <w:i w:val="0"/>
+          <w:sz w:val="22"/>
+        </w:rPr>
+        <w:t xml:space="preserve"/>
+      </w:r>
+      <w:r>
+        <w:rPr>
+          <w:rFonts w:ascii="Calibri" w:hAnsi="Calibri"/>
+          <w:b/>
+          <w:i w:val="0"/>
+          <w:sz w:val="22"/>
+        </w:rPr>
+        <w:t/>
+      </w:r>
+      <w:r>
+        <w:rPr>
+          <w:rFonts w:ascii="Calibri" w:hAnsi="Calibri"/>
+          <w:b w:val="0"/>
+          <w:i w:val="0"/>
+          <w:sz w:val="22"/>
+        </w:rPr>
+        <w:t xml:space="preserve"/>
+      </w:r>
+      <w:r>
+        <w:rPr>
+          <w:rFonts w:ascii="Calibri" w:hAnsi="Calibri"/>
+          <w:b w:val="0"/>
+          <w:i/>
+          <w:sz w:val="22"/>
+        </w:rPr>
+        <w:t/>
+      </w:r>
+      <w:r>
+        <w:rPr>
+          <w:rFonts w:ascii="Calibri" w:hAnsi="Calibri"/>
+          <w:b w:val="0"/>
+          <w:i w:val="0"/>
+          <w:sz w:val="22"/>
+        </w:rPr>
+        <w:t xml:space="preserve"/>
+      </w:r>
+      <w:r>
+        <w:rPr>
+          <w:rFonts w:ascii="Calibri" w:hAnsi="Calibri"/>
+          <w:b/>
+          <w:i w:val="0"/>
+          <w:sz w:val="22"/>
+        </w:rPr>
+        <w:t/>
+      </w:r>
+      <w:r>
+        <w:rPr>
+          <w:rFonts w:ascii="Calibri" w:hAnsi="Calibri"/>
+          <w:b w:val="0"/>
+          <w:i w:val="0"/>
+          <w:sz w:val="22"/>
+        </w:rPr>
+        <w:t xml:space="preserve"/>
+      </w:r>
+      <w:r>
+        <w:rPr>
+          <w:rFonts w:ascii="Calibri" w:hAnsi="Calibri"/>
+          <w:b/>
+          <w:i w:val="0"/>
+          <w:sz w:val="22"/>
+        </w:rPr>
+        <w:t/>
+      </w:r>
+      <w:r>
+        <w:rPr>
+          <w:rFonts w:ascii="Calibri" w:hAnsi="Calibri"/>
+          <w:b w:val="0"/>
+          <w:i w:val="0"/>
+          <w:sz w:val="22"/>
+        </w:rPr>
+        <w:t xml:space="preserve"/>
+      </w:r>
+      <w:r>
+        <w:rPr>
+          <w:rFonts w:ascii="Calibri" w:hAnsi="Calibri"/>
+          <w:b/>
+          <w:i w:val="0"/>
+          <w:sz w:val="22"/>
+        </w:rPr>
+        <w:t/>
+      </w:r>
+      <w:r>
+        <w:rPr>
+          <w:rFonts w:ascii="Calibri" w:hAnsi="Calibri"/>
+          <w:b w:val="0"/>
+          <w:i w:val="0"/>
+          <w:sz w:val="22"/>
+        </w:rPr>
+        <w:t xml:space="preserve"/>
       </w:r>
       <w:r>
         <w:rPr>
